--- a/src/Tests/Samples.VerifyWordStream.verified.docx
+++ b/src/Tests/Samples.VerifyWordStream.verified.docx
@@ -1,7 +1,7 @@
 
 <file path=word/document.xml><?xml version="1.0" encoding="utf-8"?>
 <w:document xmlns:wpc="http://schemas.microsoft.com/office/word/2010/wordprocessingCanvas" xmlns:cx="http://schemas.microsoft.com/office/drawing/2014/chartex" xmlns:cx1="http://schemas.microsoft.com/office/drawing/2015/9/8/chartex" xmlns:cx2="http://schemas.microsoft.com/office/drawing/2015/10/21/chartex" xmlns:cx3="http://schemas.microsoft.com/office/drawing/2016/5/9/chartex" xmlns:cx4="http://schemas.microsoft.com/office/drawing/2016/5/10/chartex" xmlns:cx5="http://schemas.microsoft.com/office/drawing/2016/5/11/chartex" xmlns:mc="http://schemas.openxmlformats.org/markup-compatibility/2006" xmlns:o="urn:schemas-microsoft-com:office:office" xmlns:r="http://schemas.openxmlformats.org/officeDocument/2006/relationships" xmlns:m="http://schemas.openxmlformats.org/officeDocument/2006/math" xmlns:v="urn:schemas-microsoft-com:vml" xmlns:wp14="http://schemas.microsoft.com/office/word/2010/wordprocessingDrawing" xmlns:wp="http://schemas.openxmlformats.org/drawingml/2006/wordprocessingDrawing" xmlns:w10="urn:schemas-microsoft-com:office:word" xmlns:w="http://schemas.openxmlformats.org/wordprocessingml/2006/main" xmlns:w14="http://schemas.microsoft.com/office/word/2010/wordml" xmlns:w15="http://schemas.microsoft.com/office/word/2012/wordml" xmlns:wne="http://schemas.microsoft.com/office/word/2006/wordml" xmlns:wpg="http://schemas.microsoft.com/office/word/2010/wordprocessingGroup" xmlns:wpi="http://schemas.microsoft.com/office/word/2010/wordprocessingInk" xmlns:wps="http://schemas.microsoft.com/office/word/2010/wordprocessingShape" mc:Ignorable="w14 w15 wp14">
-  <!-- Generated by Aspose.Words for .NET 26.1.0 -->
+  <!-- Generated by Aspose.Words for .NET 26.2.0 -->
   <w:body>
     <w:p>
       <w:pPr>

--- a/src/Tests/Samples.VerifyWordStream.verified.docx
+++ b/src/Tests/Samples.VerifyWordStream.verified.docx
@@ -1,7 +1,7 @@
 
 <file path=word/document.xml><?xml version="1.0" encoding="utf-8"?>
 <w:document xmlns:wpc="http://schemas.microsoft.com/office/word/2010/wordprocessingCanvas" xmlns:cx="http://schemas.microsoft.com/office/drawing/2014/chartex" xmlns:cx1="http://schemas.microsoft.com/office/drawing/2015/9/8/chartex" xmlns:cx2="http://schemas.microsoft.com/office/drawing/2015/10/21/chartex" xmlns:cx3="http://schemas.microsoft.com/office/drawing/2016/5/9/chartex" xmlns:cx4="http://schemas.microsoft.com/office/drawing/2016/5/10/chartex" xmlns:cx5="http://schemas.microsoft.com/office/drawing/2016/5/11/chartex" xmlns:mc="http://schemas.openxmlformats.org/markup-compatibility/2006" xmlns:o="urn:schemas-microsoft-com:office:office" xmlns:r="http://schemas.openxmlformats.org/officeDocument/2006/relationships" xmlns:m="http://schemas.openxmlformats.org/officeDocument/2006/math" xmlns:v="urn:schemas-microsoft-com:vml" xmlns:wp14="http://schemas.microsoft.com/office/word/2010/wordprocessingDrawing" xmlns:wp="http://schemas.openxmlformats.org/drawingml/2006/wordprocessingDrawing" xmlns:w10="urn:schemas-microsoft-com:office:word" xmlns:w="http://schemas.openxmlformats.org/wordprocessingml/2006/main" xmlns:w14="http://schemas.microsoft.com/office/word/2010/wordml" xmlns:w15="http://schemas.microsoft.com/office/word/2012/wordml" xmlns:wne="http://schemas.microsoft.com/office/word/2006/wordml" xmlns:wpg="http://schemas.microsoft.com/office/word/2010/wordprocessingGroup" xmlns:wpi="http://schemas.microsoft.com/office/word/2010/wordprocessingInk" xmlns:wps="http://schemas.microsoft.com/office/word/2010/wordprocessingShape" mc:Ignorable="w14 w15 wp14">
-  <!-- Generated by Aspose.Words for .NET 26.2.0 -->
+  <!-- Generated by Aspose.Words for .NET 26.3.0 -->
   <w:body>
     <w:p>
       <w:pPr>
@@ -653,12 +653,12 @@
     </w:tbl>
     <w:p/>
     <w:sectPr>
-      <w:headerReference w:type="even" r:id="rId4"/>
-      <w:headerReference w:type="default" r:id="rId5"/>
-      <w:footerReference w:type="even" r:id="rId6"/>
-      <w:footerReference w:type="default" r:id="rId7"/>
-      <w:headerReference w:type="first" r:id="rId8"/>
-      <w:footerReference w:type="first" r:id="rId9"/>
+      <w:headerReference w:type="even" r:id="DeterministicId5"/>
+      <w:headerReference w:type="default" r:id="DeterministicId6"/>
+      <w:footerReference w:type="even" r:id="DeterministicId2"/>
+      <w:footerReference w:type="default" r:id="DeterministicId3"/>
+      <w:headerReference w:type="first" r:id="DeterministicId7"/>
+      <w:footerReference w:type="first" r:id="DeterministicId4"/>
       <w:pgSz w:w="12240" w:h="15840"/>
       <w:pgMar w:top="1080" w:right="1080" w:bottom="1080" w:left="1080" w:header="720" w:footer="720" w:gutter="0"/>
       <w:cols w:space="720"/>

--- a/src/Tests/Samples.VerifyWordStream.verified.docx
+++ b/src/Tests/Samples.VerifyWordStream.verified.docx
@@ -1,7 +1,7 @@
 
 <file path=word/document.xml><?xml version="1.0" encoding="utf-8"?>
 <w:document xmlns:wpc="http://schemas.microsoft.com/office/word/2010/wordprocessingCanvas" xmlns:cx="http://schemas.microsoft.com/office/drawing/2014/chartex" xmlns:cx1="http://schemas.microsoft.com/office/drawing/2015/9/8/chartex" xmlns:cx2="http://schemas.microsoft.com/office/drawing/2015/10/21/chartex" xmlns:cx3="http://schemas.microsoft.com/office/drawing/2016/5/9/chartex" xmlns:cx4="http://schemas.microsoft.com/office/drawing/2016/5/10/chartex" xmlns:cx5="http://schemas.microsoft.com/office/drawing/2016/5/11/chartex" xmlns:mc="http://schemas.openxmlformats.org/markup-compatibility/2006" xmlns:o="urn:schemas-microsoft-com:office:office" xmlns:r="http://schemas.openxmlformats.org/officeDocument/2006/relationships" xmlns:m="http://schemas.openxmlformats.org/officeDocument/2006/math" xmlns:v="urn:schemas-microsoft-com:vml" xmlns:wp14="http://schemas.microsoft.com/office/word/2010/wordprocessingDrawing" xmlns:wp="http://schemas.openxmlformats.org/drawingml/2006/wordprocessingDrawing" xmlns:w10="urn:schemas-microsoft-com:office:word" xmlns:w="http://schemas.openxmlformats.org/wordprocessingml/2006/main" xmlns:w14="http://schemas.microsoft.com/office/word/2010/wordml" xmlns:w15="http://schemas.microsoft.com/office/word/2012/wordml" xmlns:wne="http://schemas.microsoft.com/office/word/2006/wordml" xmlns:wpg="http://schemas.microsoft.com/office/word/2010/wordprocessingGroup" xmlns:wpi="http://schemas.microsoft.com/office/word/2010/wordprocessingInk" xmlns:wps="http://schemas.microsoft.com/office/word/2010/wordprocessingShape" mc:Ignorable="w14 w15 wp14">
-  <!-- Generated by Aspose.Words for .NET 26.3.0 -->
+  <!-- Generated by Aspose.Words for .NET 26.5.0 -->
   <w:body>
     <w:p>
       <w:pPr>

--- a/src/Tests/Samples.VerifyWordStream.verified.docx
+++ b/src/Tests/Samples.VerifyWordStream.verified.docx
@@ -1,7 +1,7 @@
 
 <file path=word/document.xml><?xml version="1.0" encoding="utf-8"?>
 <w:document xmlns:wpc="http://schemas.microsoft.com/office/word/2010/wordprocessingCanvas" xmlns:cx="http://schemas.microsoft.com/office/drawing/2014/chartex" xmlns:cx1="http://schemas.microsoft.com/office/drawing/2015/9/8/chartex" xmlns:cx2="http://schemas.microsoft.com/office/drawing/2015/10/21/chartex" xmlns:cx3="http://schemas.microsoft.com/office/drawing/2016/5/9/chartex" xmlns:cx4="http://schemas.microsoft.com/office/drawing/2016/5/10/chartex" xmlns:cx5="http://schemas.microsoft.com/office/drawing/2016/5/11/chartex" xmlns:mc="http://schemas.openxmlformats.org/markup-compatibility/2006" xmlns:o="urn:schemas-microsoft-com:office:office" xmlns:r="http://schemas.openxmlformats.org/officeDocument/2006/relationships" xmlns:m="http://schemas.openxmlformats.org/officeDocument/2006/math" xmlns:v="urn:schemas-microsoft-com:vml" xmlns:wp14="http://schemas.microsoft.com/office/word/2010/wordprocessingDrawing" xmlns:wp="http://schemas.openxmlformats.org/drawingml/2006/wordprocessingDrawing" xmlns:w10="urn:schemas-microsoft-com:office:word" xmlns:w="http://schemas.openxmlformats.org/wordprocessingml/2006/main" xmlns:w14="http://schemas.microsoft.com/office/word/2010/wordml" xmlns:w15="http://schemas.microsoft.com/office/word/2012/wordml" xmlns:wne="http://schemas.microsoft.com/office/word/2006/wordml" xmlns:wpg="http://schemas.microsoft.com/office/word/2010/wordprocessingGroup" xmlns:wpi="http://schemas.microsoft.com/office/word/2010/wordprocessingInk" xmlns:wps="http://schemas.microsoft.com/office/word/2010/wordprocessingShape" mc:Ignorable="w14 w15 wp14">
-  <!-- Generated by Aspose.Words for .NET 26.5.0 -->
+  <!-- Generated by Aspose.Words for .NET 26.6.0 -->
   <w:body>
     <w:p>
       <w:pPr>
